--- a/Debia_szerver_inst_dns_web_kesz+cups.docx
+++ b/Debia_szerver_inst_dns_web_kesz+cups.docx
@@ -14,14 +14,19 @@
         <w:t>felszolgáltatások</w:t>
       </w:r>
       <w:r>
-        <w:t xml:space="preserve"> </w:t>
-      </w:r>
-      <w:r>
-        <w:rPr>
-          <w:noProof/>
-        </w:rPr>
-        <w:drawing>
-          <wp:inline distT="0" distB="0" distL="0" distR="0" wp14:anchorId="41D6EE64" wp14:editId="2CE87AE9">
+        <w:t xml:space="preserve"> dokumentáció</w:t>
+      </w:r>
+    </w:p>
+    <w:p>
+      <w:pPr>
+        <w:pStyle w:val="Cmsor1"/>
+      </w:pPr>
+      <w:r>
+        <w:rPr>
+          <w:noProof/>
+        </w:rPr>
+        <w:drawing>
+          <wp:inline distT="0" distB="0" distL="0" distR="0" wp14:anchorId="3AA2CB6E" wp14:editId="1262FD80">
             <wp:extent cx="2877561" cy="2173396"/>
             <wp:effectExtent l="0" t="0" r="0" b="0"/>
             <wp:docPr id="1793742550" name="Kép 1" descr="A képen szöveg, képernyő, képernyőkép, szoftver látható&#10;&#10;Előfordulhat, hogy az AI által létrehozott tartalom helytelen."/>
@@ -56,9 +61,6 @@
           </wp:inline>
         </w:drawing>
       </w:r>
-      <w:r>
-        <w:t>dokumentáció</w:t>
-      </w:r>
     </w:p>
     <w:p>
       <w:pPr>
@@ -84,15 +86,7 @@
         <w:t>A Debian szerver telepítése a telepítő indítómenüjéből indul, ahol a telepítési mód kiválasztása után beállításra kerül a rendszer nyelve, az ország és a billentyűzetkiosztás.</w:t>
       </w:r>
       <w:r>
-        <w:t xml:space="preserve"> A telepítés korai szakaszában megtörténik a szerver gépnevének (</w:t>
-      </w:r>
-      <w:proofErr w:type="spellStart"/>
-      <w:r>
-        <w:t>hostname</w:t>
-      </w:r>
-      <w:proofErr w:type="spellEnd"/>
-      <w:r>
-        <w:t>) megadása, amely a rendszer hálózaton belüli azonosítását szolgálja.</w:t>
+        <w:t xml:space="preserve"> A telepítés korai szakaszában megtörténik a szerver gépnevének (hostname) megadása, amely a rendszer hálózaton belüli azonosítását szolgálja.</w:t>
       </w:r>
       <w:r>
         <w:t xml:space="preserve"> </w:t>
@@ -296,28 +290,15 @@
         <w:pStyle w:val="Cmsor2"/>
       </w:pPr>
       <w:r>
-        <w:t xml:space="preserve">Felhasználói fiók létrehozása és </w:t>
-      </w:r>
-      <w:proofErr w:type="spellStart"/>
-      <w:r>
-        <w:t>lemezparticionálás</w:t>
-      </w:r>
-      <w:proofErr w:type="spellEnd"/>
+        <w:t>Felhasználói fiók létrehozása és lemezparticionálás</w:t>
+      </w:r>
       <w:r>
         <w:t>:</w:t>
       </w:r>
     </w:p>
     <w:p>
       <w:r>
-        <w:t xml:space="preserve">A telepítés ezen szakaszában a rendszer létrehoz egy korlátozott jogosultságú felhasználói fiókot, amely a mindennapi adminisztrációhoz használható a rendszergazdai fiók helyett, majd megadásra kerül a felhasználó teljes neve és azonosítója. Ez a lépés biztosítja, hogy a rendszer a későbbiekben nem közvetlenül rendszergazdai jogosultsággal kerüljön használatra, növelve ezzel a biztonságot és az </w:t>
-      </w:r>
-      <w:proofErr w:type="spellStart"/>
-      <w:r>
-        <w:t>üzemeltethetőséget</w:t>
-      </w:r>
-      <w:proofErr w:type="spellEnd"/>
-      <w:r>
-        <w:t>.</w:t>
+        <w:t>A telepítés ezen szakaszában a rendszer létrehoz egy korlátozott jogosultságú felhasználói fiókot, amely a mindennapi adminisztrációhoz használható a rendszergazdai fiók helyett, majd megadásra kerül a felhasználó teljes neve és azonosítója. Ez a lépés biztosítja, hogy a rendszer a későbbiekben nem közvetlenül rendszergazdai jogosultsággal kerüljön használatra, növelve ezzel a biztonságot és az üzemeltethetőséget.</w:t>
       </w:r>
     </w:p>
     <w:p>
@@ -1089,55 +1070,7 @@
     </w:p>
     <w:p>
       <w:r>
-        <w:t xml:space="preserve">A telepítés befejezése után a Debian szerver sikeresen elindul, és konzolos bejelentkezési felület jelenik meg a </w:t>
-      </w:r>
-      <w:proofErr w:type="spellStart"/>
-      <w:r>
-        <w:t>VirtualBox</w:t>
-      </w:r>
-      <w:proofErr w:type="spellEnd"/>
-      <w:r>
-        <w:t xml:space="preserve"> virtuális gépben. A távoli elérés biztosításához a </w:t>
-      </w:r>
-      <w:proofErr w:type="spellStart"/>
-      <w:r>
-        <w:t>VirtualBox</w:t>
-      </w:r>
-      <w:proofErr w:type="spellEnd"/>
-      <w:r>
-        <w:t xml:space="preserve"> hálózati beállításaiban </w:t>
-      </w:r>
-      <w:proofErr w:type="spellStart"/>
-      <w:r>
-        <w:t>porttovábbítás</w:t>
-      </w:r>
-      <w:proofErr w:type="spellEnd"/>
-      <w:r>
-        <w:t xml:space="preserve"> kerül konfigurálásra, amely a gazdagép egy meghatározott </w:t>
-      </w:r>
-      <w:proofErr w:type="spellStart"/>
-      <w:r>
-        <w:t>portját</w:t>
-      </w:r>
-      <w:proofErr w:type="spellEnd"/>
-      <w:r>
-        <w:t xml:space="preserve"> a vendég rendszer SSH szolgáltatásának 22-es </w:t>
-      </w:r>
-      <w:proofErr w:type="spellStart"/>
-      <w:r>
-        <w:t>portjára</w:t>
-      </w:r>
-      <w:proofErr w:type="spellEnd"/>
-      <w:r>
-        <w:t xml:space="preserve"> irányítja. Emellett a virtuális gép alapvető hardverbeállításai – mint a memória mérete, a rendszerindítási sorrend és az alaplap konfigurációja – is ellenőrzésre kerülnek annak érdekében, hogy a szerver stabilan és megfelelő erőforrásokkal </w:t>
-      </w:r>
-      <w:proofErr w:type="spellStart"/>
-      <w:r>
-        <w:t>működjön</w:t>
-      </w:r>
-      <w:proofErr w:type="spellEnd"/>
-      <w:r>
-        <w:t>.</w:t>
+        <w:t>A telepítés befejezése után a Debian szerver sikeresen elindul, és konzolos bejelentkezési felület jelenik meg a VirtualBox virtuális gépben. A távoli elérés biztosításához a VirtualBox hálózati beállításaiban porttovábbítás kerül konfigurálásra, amely a gazdagép egy meghatározott portját a vendég rendszer SSH szolgáltatásának 22-es portjára irányítja. Emellett a virtuális gép alapvető hardverbeállításai – mint a memória mérete, a rendszerindítási sorrend és az alaplap konfigurációja – is ellenőrzésre kerülnek annak érdekében, hogy a szerver stabilan és megfelelő erőforrásokkal működjön.</w:t>
       </w:r>
     </w:p>
     <w:p>
@@ -1285,11 +1218,53 @@
       </w:r>
     </w:p>
     <w:p>
+      <w:r>
+        <w:rPr>
+          <w:noProof/>
+        </w:rPr>
+        <w:lastRenderedPageBreak/>
+        <w:drawing>
+          <wp:inline distT="0" distB="0" distL="0" distR="0" wp14:anchorId="299B22F0" wp14:editId="703B781D">
+            <wp:extent cx="5760720" cy="3745865"/>
+            <wp:effectExtent l="0" t="0" r="0" b="6985"/>
+            <wp:docPr id="993338288" name="Kép 1"/>
+            <wp:cNvGraphicFramePr>
+              <a:graphicFrameLocks xmlns:a="http://schemas.openxmlformats.org/drawingml/2006/main" noChangeAspect="1"/>
+            </wp:cNvGraphicFramePr>
+            <a:graphic xmlns:a="http://schemas.openxmlformats.org/drawingml/2006/main">
+              <a:graphicData uri="http://schemas.openxmlformats.org/drawingml/2006/picture">
+                <pic:pic xmlns:pic="http://schemas.openxmlformats.org/drawingml/2006/picture">
+                  <pic:nvPicPr>
+                    <pic:cNvPr id="374831332" name=""/>
+                    <pic:cNvPicPr/>
+                  </pic:nvPicPr>
+                  <pic:blipFill>
+                    <a:blip r:embed="rId28"/>
+                    <a:stretch>
+                      <a:fillRect/>
+                    </a:stretch>
+                  </pic:blipFill>
+                  <pic:spPr>
+                    <a:xfrm>
+                      <a:off x="0" y="0"/>
+                      <a:ext cx="5760720" cy="3745865"/>
+                    </a:xfrm>
+                    <a:prstGeom prst="rect">
+                      <a:avLst/>
+                    </a:prstGeom>
+                  </pic:spPr>
+                </pic:pic>
+              </a:graphicData>
+            </a:graphic>
+          </wp:inline>
+        </w:drawing>
+      </w:r>
+    </w:p>
+    <w:p>
       <w:pPr>
         <w:pStyle w:val="Cmsor1"/>
       </w:pPr>
       <w:r>
-        <w:lastRenderedPageBreak/>
         <w:t>DNS és webszerver szolgáltatások</w:t>
       </w:r>
       <w:r>
@@ -1312,15 +1287,7 @@
     </w:p>
     <w:p>
       <w:r>
-        <w:t xml:space="preserve">A DNS és webszerver szolgáltatások előkészítéseként a rendszer SSH kapcsolaton keresztül kerül elérésre, majd a csomaglista frissítése után telepítésre kerül a BIND9 DNS-kiszolgáló a hozzá tartozó segéd- és dokumentációs csomagokkal. Ezt követően az </w:t>
-      </w:r>
-      <w:proofErr w:type="spellStart"/>
-      <w:r>
-        <w:t>Apache</w:t>
-      </w:r>
-      <w:proofErr w:type="spellEnd"/>
-      <w:r>
-        <w:t xml:space="preserve"> webkiszolgáló telepítése történik meg, amely biztosítja a HTTP-alapú szolgáltatások kiszolgálását. A hálózati biztonság alapvető beállításaként az UFW tűzfal is telepítésre kerül, amely lehetőséget biztosít a szükséges szolgáltatások forgalmának szabályozására a későbbi konfiguráció során.</w:t>
+        <w:t>A DNS és webszerver szolgáltatások előkészítéseként a rendszer SSH kapcsolaton keresztül kerül elérésre, majd a csomaglista frissítése után telepítésre kerül a BIND9 DNS-kiszolgáló a hozzá tartozó segéd- és dokumentációs csomagokkal. Ezt követően az Apache webkiszolgáló telepítése történik meg, amely biztosítja a HTTP-alapú szolgáltatások kiszolgálását. A hálózati biztonság alapvető beállításaként az UFW tűzfal is telepítésre kerül, amely lehetőséget biztosít a szükséges szolgáltatások forgalmának szabályozására a későbbi konfiguráció során.</w:t>
       </w:r>
     </w:p>
     <w:p>
@@ -1344,7 +1311,7 @@
                     <pic:cNvPicPr/>
                   </pic:nvPicPr>
                   <pic:blipFill rotWithShape="1">
-                    <a:blip r:embed="rId28"/>
+                    <a:blip r:embed="rId29"/>
                     <a:srcRect b="27038"/>
                     <a:stretch>
                       <a:fillRect/>
@@ -1379,6 +1346,7 @@
         <w:rPr>
           <w:noProof/>
         </w:rPr>
+        <w:lastRenderedPageBreak/>
         <w:drawing>
           <wp:inline distT="0" distB="0" distL="0" distR="0" wp14:anchorId="104616DF" wp14:editId="2B64F62A">
             <wp:extent cx="4829731" cy="1761067"/>
@@ -1395,7 +1363,7 @@
                     <pic:cNvPicPr/>
                   </pic:nvPicPr>
                   <pic:blipFill rotWithShape="1">
-                    <a:blip r:embed="rId29"/>
+                    <a:blip r:embed="rId30"/>
                     <a:srcRect b="31725"/>
                     <a:stretch>
                       <a:fillRect/>
@@ -1451,7 +1419,7 @@
                     <pic:cNvPicPr/>
                   </pic:nvPicPr>
                   <pic:blipFill rotWithShape="1">
-                    <a:blip r:embed="rId30"/>
+                    <a:blip r:embed="rId31"/>
                     <a:srcRect b="31011"/>
                     <a:stretch>
                       <a:fillRect/>
@@ -1492,7 +1460,6 @@
         <w:rPr>
           <w:noProof/>
         </w:rPr>
-        <w:lastRenderedPageBreak/>
         <w:t>DNS-kiszolgáló tűzfal- és BIND-konfigurációja</w:t>
       </w:r>
       <w:r>
@@ -1516,85 +1483,31 @@
       <w:r>
         <w:t xml:space="preserve">Ezt követően a BIND DNS-kiszolgáló alapbeállításai kerülnek módosításra az </w:t>
       </w:r>
-      <w:proofErr w:type="spellStart"/>
       <w:r>
         <w:rPr>
           <w:i/>
           <w:iCs/>
         </w:rPr>
-        <w:t>named.</w:t>
-      </w:r>
-      <w:proofErr w:type="gramStart"/>
+        <w:t>named.conf.options</w:t>
+      </w:r>
+      <w:r>
+        <w:t xml:space="preserve"> fájlban</w:t>
+      </w:r>
+      <w:r>
+        <w:t xml:space="preserve">. </w:t>
+      </w:r>
+      <w:r>
+        <w:t xml:space="preserve">Végül a </w:t>
+      </w:r>
       <w:r>
         <w:rPr>
           <w:i/>
           <w:iCs/>
         </w:rPr>
-        <w:t>conf.options</w:t>
-      </w:r>
-      <w:proofErr w:type="spellEnd"/>
-      <w:proofErr w:type="gramEnd"/>
-      <w:r>
-        <w:t xml:space="preserve"> fájlban</w:t>
-      </w:r>
-      <w:r>
-        <w:t xml:space="preserve">. </w:t>
-      </w:r>
-      <w:r>
-        <w:t xml:space="preserve">Végül a </w:t>
-      </w:r>
-      <w:proofErr w:type="spellStart"/>
-      <w:r>
-        <w:rPr>
-          <w:i/>
-          <w:iCs/>
-        </w:rPr>
-        <w:t>named.</w:t>
-      </w:r>
-      <w:proofErr w:type="gramStart"/>
-      <w:r>
-        <w:rPr>
-          <w:i/>
-          <w:iCs/>
-        </w:rPr>
-        <w:t>conf.local</w:t>
-      </w:r>
-      <w:proofErr w:type="spellEnd"/>
-      <w:proofErr w:type="gramEnd"/>
-      <w:r>
-        <w:t xml:space="preserve"> fájlban létrehozásra kerül egy </w:t>
-      </w:r>
-      <w:proofErr w:type="spellStart"/>
-      <w:r>
-        <w:t>forward</w:t>
-      </w:r>
-      <w:proofErr w:type="spellEnd"/>
-      <w:r>
-        <w:t xml:space="preserve"> zóna a megadott </w:t>
-      </w:r>
-      <w:proofErr w:type="spellStart"/>
-      <w:r>
-        <w:t>domainhez</w:t>
-      </w:r>
-      <w:proofErr w:type="spellEnd"/>
-      <w:r>
-        <w:t xml:space="preserve">, valamint egy </w:t>
-      </w:r>
-      <w:proofErr w:type="spellStart"/>
-      <w:r>
-        <w:t>reverse</w:t>
-      </w:r>
-      <w:proofErr w:type="spellEnd"/>
-      <w:r>
-        <w:t xml:space="preserve"> zóna a helyi hálózathoz, amelyek a </w:t>
-      </w:r>
-      <w:proofErr w:type="spellStart"/>
-      <w:r>
-        <w:t>domainnevek</w:t>
-      </w:r>
-      <w:proofErr w:type="spellEnd"/>
-      <w:r>
-        <w:t xml:space="preserve"> és IP-címek közötti névfeloldást biztosítják.</w:t>
+        <w:t>named.conf.local</w:t>
+      </w:r>
+      <w:r>
+        <w:t xml:space="preserve"> fájlban létrehozásra kerül egy forward zóna a megadott domainhez, valamint egy reverse zóna a helyi hálózathoz, amelyek a domainnevek és IP-címek közötti névfeloldást biztosítják.</w:t>
       </w:r>
       <w:r>
         <w:rPr>
@@ -1629,7 +1542,7 @@
                     <pic:cNvPicPr/>
                   </pic:nvPicPr>
                   <pic:blipFill rotWithShape="1">
-                    <a:blip r:embed="rId31"/>
+                    <a:blip r:embed="rId32"/>
                     <a:srcRect t="76548"/>
                     <a:stretch>
                       <a:fillRect/>
@@ -1664,6 +1577,7 @@
         <w:rPr>
           <w:noProof/>
         </w:rPr>
+        <w:lastRenderedPageBreak/>
         <w:drawing>
           <wp:inline distT="0" distB="0" distL="0" distR="0" wp14:anchorId="71ED0DD3" wp14:editId="2E22448E">
             <wp:extent cx="5748867" cy="1769110"/>
@@ -1680,7 +1594,7 @@
                     <pic:cNvPicPr/>
                   </pic:nvPicPr>
                   <pic:blipFill rotWithShape="1">
-                    <a:blip r:embed="rId32"/>
+                    <a:blip r:embed="rId33"/>
                     <a:srcRect r="182" b="42412"/>
                     <a:stretch>
                       <a:fillRect/>
@@ -1729,7 +1643,7 @@
                     <pic:cNvPicPr/>
                   </pic:nvPicPr>
                   <pic:blipFill>
-                    <a:blip r:embed="rId33"/>
+                    <a:blip r:embed="rId34"/>
                     <a:stretch>
                       <a:fillRect/>
                     </a:stretch>
@@ -1748,11 +1662,6 @@
             </a:graphic>
           </wp:inline>
         </w:drawing>
-      </w:r>
-    </w:p>
-    <w:p>
-      <w:r>
-        <w:br w:type="page"/>
       </w:r>
     </w:p>
     <w:p>
@@ -1766,37 +1675,12 @@
         <w:rPr>
           <w:rStyle w:val="Cmsor2Char"/>
         </w:rPr>
-        <w:lastRenderedPageBreak/>
         <w:t>DNS zónafájlok létrehozása:</w:t>
       </w:r>
     </w:p>
     <w:p>
       <w:r>
-        <w:t xml:space="preserve">A DNS-kiszolgáló konfigurálásának részeként elkészítésre kerülnek a </w:t>
-      </w:r>
-      <w:proofErr w:type="spellStart"/>
-      <w:r>
-        <w:t>forward</w:t>
-      </w:r>
-      <w:proofErr w:type="spellEnd"/>
-      <w:r>
-        <w:t xml:space="preserve"> és </w:t>
-      </w:r>
-      <w:proofErr w:type="spellStart"/>
-      <w:r>
-        <w:t>reverse</w:t>
-      </w:r>
-      <w:proofErr w:type="spellEnd"/>
-      <w:r>
-        <w:t xml:space="preserve"> zónafájlok. A </w:t>
-      </w:r>
-      <w:proofErr w:type="spellStart"/>
-      <w:r>
-        <w:t>reverse</w:t>
-      </w:r>
-      <w:proofErr w:type="spellEnd"/>
-      <w:r>
-        <w:t xml:space="preserve"> zónafájlban (</w:t>
+        <w:t>A DNS-kiszolgáló konfigurálásának részeként elkészítésre kerülnek a forward és reverse zónafájlok. A reverse zónafájlban (</w:t>
       </w:r>
       <w:r>
         <w:rPr>
@@ -1806,28 +1690,12 @@
         <w:t>db.192.168.12</w:t>
       </w:r>
       <w:r>
-        <w:t xml:space="preserve">) a SOA és NS rekordok mellett PTR rekordok kerülnek megadásra, amelyek az IP-címekhez tartozó </w:t>
-      </w:r>
-      <w:proofErr w:type="spellStart"/>
-      <w:r>
-        <w:t>domainnevek</w:t>
-      </w:r>
-      <w:proofErr w:type="spellEnd"/>
-      <w:r>
-        <w:t xml:space="preserve"> visszafelé történő feloldását biztosítják.</w:t>
-      </w:r>
-    </w:p>
-    <w:p>
-      <w:r>
-        <w:t xml:space="preserve">A </w:t>
-      </w:r>
-      <w:proofErr w:type="spellStart"/>
-      <w:r>
-        <w:t>forward</w:t>
-      </w:r>
-      <w:proofErr w:type="spellEnd"/>
-      <w:r>
-        <w:t xml:space="preserve"> zónafájlban (</w:t>
+        <w:t>) a SOA és NS rekordok mellett PTR rekordok kerülnek megadásra, amelyek az IP-címekhez tartozó domainnevek visszafelé történő feloldását biztosítják.</w:t>
+      </w:r>
+    </w:p>
+    <w:p>
+      <w:r>
+        <w:t>A forward zónafájlban (</w:t>
       </w:r>
       <w:r>
         <w:rPr>
@@ -1837,33 +1705,8 @@
         <w:t>db.telekom.hu</w:t>
       </w:r>
       <w:r>
-        <w:t xml:space="preserve">) definiálásra kerülnek az alapvető DNS rekordok, beleértve a névszervert, az A rekordokat a </w:t>
-      </w:r>
-      <w:proofErr w:type="spellStart"/>
-      <w:r>
-        <w:t>domainhez</w:t>
-      </w:r>
-      <w:proofErr w:type="spellEnd"/>
-      <w:r>
-        <w:t xml:space="preserve"> és </w:t>
-      </w:r>
-      <w:proofErr w:type="spellStart"/>
-      <w:r>
-        <w:t>aldomainjeihez</w:t>
-      </w:r>
-      <w:proofErr w:type="spellEnd"/>
-      <w:r>
-        <w:t xml:space="preserve">, valamint egy CNAME rekordot az </w:t>
-      </w:r>
-      <w:proofErr w:type="spellStart"/>
-      <w:r>
-        <w:t>alias</w:t>
-      </w:r>
-      <w:proofErr w:type="spellEnd"/>
-      <w:r>
-        <w:t xml:space="preserve"> kezelésére. A konfiguráció helyessége a </w:t>
-      </w:r>
-      <w:proofErr w:type="spellStart"/>
+        <w:t xml:space="preserve">) definiálásra kerülnek az alapvető DNS rekordok, beleértve a névszervert, az A rekordokat a domainhez és aldomainjeihez, valamint egy CNAME rekordot az alias kezelésére. A konfiguráció helyessége a </w:t>
+      </w:r>
       <w:r>
         <w:rPr>
           <w:i/>
@@ -1871,7 +1714,6 @@
         </w:rPr>
         <w:t>named-checkzone</w:t>
       </w:r>
-      <w:proofErr w:type="spellEnd"/>
       <w:r>
         <w:t xml:space="preserve"> parancs segítségével ellenőrzésre kerül, amely sikeres futás esetén igazolja a zónafájlok szintaktikai és logikai érvényességét.</w:t>
       </w:r>
@@ -1881,6 +1723,7 @@
         <w:rPr>
           <w:noProof/>
         </w:rPr>
+        <w:lastRenderedPageBreak/>
         <w:drawing>
           <wp:inline distT="0" distB="0" distL="0" distR="0" wp14:anchorId="2912FB04" wp14:editId="579E6EF4">
             <wp:extent cx="4699000" cy="2697575"/>
@@ -1897,7 +1740,7 @@
                     <pic:cNvPicPr/>
                   </pic:nvPicPr>
                   <pic:blipFill>
-                    <a:blip r:embed="rId34"/>
+                    <a:blip r:embed="rId35"/>
                     <a:stretch>
                       <a:fillRect/>
                     </a:stretch>
@@ -1939,7 +1782,7 @@
                     <pic:cNvPicPr/>
                   </pic:nvPicPr>
                   <pic:blipFill>
-                    <a:blip r:embed="rId35"/>
+                    <a:blip r:embed="rId36"/>
                     <a:stretch>
                       <a:fillRect/>
                     </a:stretch>
@@ -1981,7 +1824,7 @@
                     <pic:cNvPicPr/>
                   </pic:nvPicPr>
                   <pic:blipFill>
-                    <a:blip r:embed="rId36"/>
+                    <a:blip r:embed="rId37"/>
                     <a:stretch>
                       <a:fillRect/>
                     </a:stretch>
@@ -2010,7 +1853,6 @@
         <w:rPr>
           <w:rStyle w:val="Cmsor2Char"/>
         </w:rPr>
-        <w:lastRenderedPageBreak/>
         <w:t>DNS névfeloldás ellenőrzése és tesztelése:</w:t>
       </w:r>
     </w:p>
@@ -2018,7 +1860,6 @@
       <w:r>
         <w:t xml:space="preserve">A DNS-kiszolgáló működésének ellenőrzése a </w:t>
       </w:r>
-      <w:proofErr w:type="spellStart"/>
       <w:r>
         <w:rPr>
           <w:i/>
@@ -2026,11 +1867,9 @@
         </w:rPr>
         <w:t>dig</w:t>
       </w:r>
-      <w:proofErr w:type="spellEnd"/>
       <w:r>
         <w:t xml:space="preserve"> és </w:t>
       </w:r>
-      <w:proofErr w:type="spellStart"/>
       <w:r>
         <w:rPr>
           <w:i/>
@@ -2038,11 +1877,9 @@
         </w:rPr>
         <w:t>nslookup</w:t>
       </w:r>
-      <w:proofErr w:type="spellEnd"/>
       <w:r>
         <w:t xml:space="preserve"> parancsok segítségével történik. A </w:t>
       </w:r>
-      <w:proofErr w:type="spellStart"/>
       <w:r>
         <w:rPr>
           <w:i/>
@@ -2050,7 +1887,6 @@
         </w:rPr>
         <w:t>dig</w:t>
       </w:r>
-      <w:proofErr w:type="spellEnd"/>
       <w:r>
         <w:t xml:space="preserve"> lekérdezés igazolja, hogy a </w:t>
       </w:r>
@@ -2062,59 +1898,32 @@
         <w:t xml:space="preserve">www.telekom.hu </w:t>
       </w:r>
       <w:r>
-        <w:t xml:space="preserve">név helyesen kerül feloldásra, ahol a CNAME rekord a fő </w:t>
-      </w:r>
-      <w:proofErr w:type="spellStart"/>
-      <w:r>
-        <w:t>domainre</w:t>
-      </w:r>
-      <w:proofErr w:type="spellEnd"/>
-      <w:r>
-        <w:t xml:space="preserve"> mutat, majd az ahhoz tartozó A rekord IP-címet ad vissza.</w:t>
+        <w:t>név helyesen kerül feloldásra, ahol a CNAME rekord a fő domainre mutat, majd az ahhoz tartozó A rekord IP-címet ad vissza.</w:t>
       </w:r>
     </w:p>
     <w:p>
       <w:r>
         <w:t>A fordított névfeloldás (</w:t>
       </w:r>
-      <w:proofErr w:type="spellStart"/>
       <w:r>
         <w:rPr>
           <w:i/>
           <w:iCs/>
         </w:rPr>
-        <w:t>dig</w:t>
-      </w:r>
-      <w:proofErr w:type="spellEnd"/>
+        <w:t>dig -x</w:t>
+      </w:r>
+      <w:r>
+        <w:t xml:space="preserve">) tesztelése során látható, hogy a nem definiált PTR rekordok esetén a rendszer NXDOMAIN választ ad, ami a konfiguráció helyes működését jelzi. Végül az </w:t>
+      </w:r>
       <w:r>
         <w:rPr>
           <w:i/>
           <w:iCs/>
         </w:rPr>
-        <w:t xml:space="preserve"> -x</w:t>
-      </w:r>
-      <w:r>
-        <w:t xml:space="preserve">) tesztelése során látható, hogy a nem definiált PTR rekordok esetén a rendszer NXDOMAIN választ ad, ami a konfiguráció helyes működését jelzi. Végül az </w:t>
-      </w:r>
-      <w:proofErr w:type="spellStart"/>
-      <w:r>
-        <w:rPr>
-          <w:i/>
-          <w:iCs/>
-        </w:rPr>
         <w:t>nslookup</w:t>
       </w:r>
-      <w:proofErr w:type="spellEnd"/>
-      <w:r>
-        <w:t xml:space="preserve"> parancs megerősíti, hogy a DNS-kiszolgáló a megadott IP-címen elérhető, és a </w:t>
-      </w:r>
-      <w:proofErr w:type="spellStart"/>
-      <w:r>
-        <w:t>domainnévhez</w:t>
-      </w:r>
-      <w:proofErr w:type="spellEnd"/>
-      <w:r>
-        <w:t xml:space="preserve"> tartozó IP-cím megfelelően kerül visszaadásra.</w:t>
+      <w:r>
+        <w:t xml:space="preserve"> parancs megerősíti, hogy a DNS-kiszolgáló a megadott IP-címen elérhető, és a domainnévhez tartozó IP-cím megfelelően kerül visszaadásra.</w:t>
       </w:r>
     </w:p>
     <w:p>
@@ -2127,6 +1936,7 @@
         <w:rPr>
           <w:noProof/>
         </w:rPr>
+        <w:lastRenderedPageBreak/>
         <w:drawing>
           <wp:inline distT="0" distB="0" distL="0" distR="0" wp14:anchorId="3DD767B1" wp14:editId="10D6C315">
             <wp:extent cx="3140710" cy="2531044"/>
@@ -2143,7 +1953,7 @@
                     <pic:cNvPicPr/>
                   </pic:nvPicPr>
                   <pic:blipFill rotWithShape="1">
-                    <a:blip r:embed="rId37"/>
+                    <a:blip r:embed="rId38"/>
                     <a:srcRect t="-22546"/>
                     <a:stretch>
                       <a:fillRect/>
@@ -2192,7 +2002,7 @@
                     <pic:cNvPicPr/>
                   </pic:nvPicPr>
                   <pic:blipFill rotWithShape="1">
-                    <a:blip r:embed="rId38"/>
+                    <a:blip r:embed="rId39"/>
                     <a:srcRect t="6556"/>
                     <a:stretch>
                       <a:fillRect/>
@@ -2243,7 +2053,7 @@
                     <pic:cNvPicPr/>
                   </pic:nvPicPr>
                   <pic:blipFill>
-                    <a:blip r:embed="rId39"/>
+                    <a:blip r:embed="rId40"/>
                     <a:stretch>
                       <a:fillRect/>
                     </a:stretch>
@@ -2264,23 +2074,13 @@
         </w:drawing>
       </w:r>
     </w:p>
-    <w:p>
-      <w:r>
-        <w:br w:type="page"/>
-      </w:r>
-    </w:p>
+    <w:p/>
     <w:p>
       <w:pPr>
         <w:pStyle w:val="Cmsor2"/>
       </w:pPr>
-      <w:proofErr w:type="spellStart"/>
-      <w:r>
-        <w:lastRenderedPageBreak/>
-        <w:t>Apache</w:t>
-      </w:r>
-      <w:proofErr w:type="spellEnd"/>
-      <w:r>
-        <w:t xml:space="preserve"> webkiszolgáló konfigurálása és működésének ellenőrzése</w:t>
+      <w:r>
+        <w:t>Apache webkiszolgáló konfigurálása és működésének ellenőrzése</w:t>
       </w:r>
       <w:r>
         <w:t>:</w:t>
@@ -2313,41 +2113,8 @@
     </w:p>
     <w:p>
       <w:r>
-        <w:t xml:space="preserve">Ezt követően az </w:t>
-      </w:r>
-      <w:proofErr w:type="spellStart"/>
-      <w:r>
-        <w:t>Apache</w:t>
-      </w:r>
-      <w:proofErr w:type="spellEnd"/>
-      <w:r>
-        <w:t xml:space="preserve"> kiszolgálóban egy külön </w:t>
-      </w:r>
-      <w:proofErr w:type="spellStart"/>
-      <w:r>
-        <w:t>VirtualHost</w:t>
-      </w:r>
-      <w:proofErr w:type="spellEnd"/>
-      <w:r>
-        <w:t xml:space="preserve"> konfiguráció készül, amely meghatározza a </w:t>
-      </w:r>
-      <w:proofErr w:type="spellStart"/>
-      <w:r>
-        <w:t>domainnevet</w:t>
-      </w:r>
-      <w:proofErr w:type="spellEnd"/>
-      <w:r>
-        <w:t xml:space="preserve">, az </w:t>
-      </w:r>
-      <w:proofErr w:type="spellStart"/>
-      <w:r>
-        <w:t>aliasokat</w:t>
-      </w:r>
-      <w:proofErr w:type="spellEnd"/>
-      <w:r>
-        <w:t xml:space="preserve">, a dokumentumgyökeret, valamint a naplófájlok helyét. A beállítások érvényesítése után a szolgáltatás működése ellenőrzésre kerül, ahol a </w:t>
-      </w:r>
-      <w:proofErr w:type="spellStart"/>
+        <w:t xml:space="preserve">Ezt követően az Apache kiszolgálóban egy külön VirtualHost konfiguráció készül, amely meghatározza a domainnevet, az aliasokat, a dokumentumgyökeret, valamint a naplófájlok helyét. A beállítások érvényesítése után a szolgáltatás működése ellenőrzésre kerül, ahol a </w:t>
+      </w:r>
       <w:r>
         <w:rPr>
           <w:i/>
@@ -2355,7 +2122,6 @@
         </w:rPr>
         <w:t>curl</w:t>
       </w:r>
-      <w:proofErr w:type="spellEnd"/>
       <w:r>
         <w:t xml:space="preserve"> parancs segítségével igazolható, hogy a </w:t>
       </w:r>
@@ -2391,7 +2157,7 @@
                     <pic:cNvPicPr/>
                   </pic:nvPicPr>
                   <pic:blipFill>
-                    <a:blip r:embed="rId40"/>
+                    <a:blip r:embed="rId41"/>
                     <a:stretch>
                       <a:fillRect/>
                     </a:stretch>
@@ -2417,6 +2183,7 @@
         <w:rPr>
           <w:noProof/>
         </w:rPr>
+        <w:lastRenderedPageBreak/>
         <w:drawing>
           <wp:inline distT="0" distB="0" distL="0" distR="0" wp14:anchorId="744F8076" wp14:editId="68EFE0B2">
             <wp:extent cx="5760720" cy="2012950"/>
@@ -2433,7 +2200,7 @@
                     <pic:cNvPicPr/>
                   </pic:nvPicPr>
                   <pic:blipFill>
-                    <a:blip r:embed="rId41"/>
+                    <a:blip r:embed="rId42"/>
                     <a:stretch>
                       <a:fillRect/>
                     </a:stretch>
@@ -2475,7 +2242,7 @@
                     <pic:cNvPicPr/>
                   </pic:nvPicPr>
                   <pic:blipFill>
-                    <a:blip r:embed="rId42"/>
+                    <a:blip r:embed="rId43"/>
                     <a:stretch>
                       <a:fillRect/>
                     </a:stretch>
@@ -2500,34 +2267,58 @@
       <w:pPr>
         <w:pStyle w:val="Cmsor1"/>
       </w:pPr>
-      <w:proofErr w:type="spellStart"/>
       <w:r>
         <w:t>Cups</w:t>
       </w:r>
-      <w:proofErr w:type="spellEnd"/>
       <w:r>
         <w:t>:</w:t>
       </w:r>
     </w:p>
     <w:p>
       <w:r>
-        <w:t xml:space="preserve">Ezen a képen </w:t>
-      </w:r>
-      <w:proofErr w:type="gramStart"/>
-      <w:r>
-        <w:t>látható</w:t>
-      </w:r>
-      <w:proofErr w:type="gramEnd"/>
-      <w:r>
-        <w:t xml:space="preserve"> hogy az IP cím a topológiához hűen megkapta a 192.168.20.7 és IP címet. Illetve a szolgáltatás letöltése után </w:t>
-      </w:r>
-      <w:proofErr w:type="gramStart"/>
-      <w:r>
-        <w:t>láthatjuk</w:t>
-      </w:r>
-      <w:proofErr w:type="gramEnd"/>
-      <w:r>
-        <w:t xml:space="preserve"> hogy aktív.</w:t>
+        <w:t>Ezen a képen látható hogy az IP cím a topológiához hűen megkapta a 192.168.20.7 és IP címet. Illetve a szolgáltatás letöltése után láthatjuk hogy aktív.</w:t>
+      </w:r>
+    </w:p>
+    <w:p>
+      <w:r>
+        <w:rPr>
+          <w:noProof/>
+        </w:rPr>
+        <w:drawing>
+          <wp:inline distT="0" distB="0" distL="0" distR="0" wp14:anchorId="4A3911C5" wp14:editId="34EB6EDC">
+            <wp:extent cx="5760720" cy="3745865"/>
+            <wp:effectExtent l="0" t="0" r="0" b="6985"/>
+            <wp:docPr id="374831332" name="Kép 1"/>
+            <wp:cNvGraphicFramePr>
+              <a:graphicFrameLocks xmlns:a="http://schemas.openxmlformats.org/drawingml/2006/main" noChangeAspect="1"/>
+            </wp:cNvGraphicFramePr>
+            <a:graphic xmlns:a="http://schemas.openxmlformats.org/drawingml/2006/main">
+              <a:graphicData uri="http://schemas.openxmlformats.org/drawingml/2006/picture">
+                <pic:pic xmlns:pic="http://schemas.openxmlformats.org/drawingml/2006/picture">
+                  <pic:nvPicPr>
+                    <pic:cNvPr id="374831332" name=""/>
+                    <pic:cNvPicPr/>
+                  </pic:nvPicPr>
+                  <pic:blipFill>
+                    <a:blip r:embed="rId28"/>
+                    <a:stretch>
+                      <a:fillRect/>
+                    </a:stretch>
+                  </pic:blipFill>
+                  <pic:spPr>
+                    <a:xfrm>
+                      <a:off x="0" y="0"/>
+                      <a:ext cx="5760720" cy="3745865"/>
+                    </a:xfrm>
+                    <a:prstGeom prst="rect">
+                      <a:avLst/>
+                    </a:prstGeom>
+                  </pic:spPr>
+                </pic:pic>
+              </a:graphicData>
+            </a:graphic>
+          </wp:inline>
+        </w:drawing>
       </w:r>
     </w:p>
     <w:p>
@@ -2536,48 +2327,6 @@
           <w:noProof/>
         </w:rPr>
         <w:lastRenderedPageBreak/>
-        <w:drawing>
-          <wp:inline distT="0" distB="0" distL="0" distR="0" wp14:anchorId="43246CC7" wp14:editId="676DE3B6">
-            <wp:extent cx="5760720" cy="2775585"/>
-            <wp:effectExtent l="0" t="0" r="0" b="5715"/>
-            <wp:docPr id="1179446537" name="Kép 1" descr="A képen szöveg, képernyőkép, Betűtípus látható&#10;&#10;Előfordulhat, hogy az AI által létrehozott tartalom helytelen."/>
-            <wp:cNvGraphicFramePr>
-              <a:graphicFrameLocks xmlns:a="http://schemas.openxmlformats.org/drawingml/2006/main" noChangeAspect="1"/>
-            </wp:cNvGraphicFramePr>
-            <a:graphic xmlns:a="http://schemas.openxmlformats.org/drawingml/2006/main">
-              <a:graphicData uri="http://schemas.openxmlformats.org/drawingml/2006/picture">
-                <pic:pic xmlns:pic="http://schemas.openxmlformats.org/drawingml/2006/picture">
-                  <pic:nvPicPr>
-                    <pic:cNvPr id="1179446537" name="Kép 1" descr="A képen szöveg, képernyőkép, Betűtípus látható&#10;&#10;Előfordulhat, hogy az AI által létrehozott tartalom helytelen."/>
-                    <pic:cNvPicPr/>
-                  </pic:nvPicPr>
-                  <pic:blipFill>
-                    <a:blip r:embed="rId43"/>
-                    <a:stretch>
-                      <a:fillRect/>
-                    </a:stretch>
-                  </pic:blipFill>
-                  <pic:spPr>
-                    <a:xfrm>
-                      <a:off x="0" y="0"/>
-                      <a:ext cx="5760720" cy="2775585"/>
-                    </a:xfrm>
-                    <a:prstGeom prst="rect">
-                      <a:avLst/>
-                    </a:prstGeom>
-                  </pic:spPr>
-                </pic:pic>
-              </a:graphicData>
-            </a:graphic>
-          </wp:inline>
-        </w:drawing>
-      </w:r>
-    </w:p>
-    <w:p>
-      <w:r>
-        <w:rPr>
-          <w:noProof/>
-        </w:rPr>
         <w:drawing>
           <wp:inline distT="0" distB="0" distL="0" distR="0" wp14:anchorId="7DC599A6" wp14:editId="20A48206">
             <wp:extent cx="5760720" cy="2454910"/>
@@ -2617,79 +2366,7 @@
     </w:p>
     <w:p>
       <w:r>
-        <w:t xml:space="preserve">Az első képen a CUPS konfigurációs fájljának biztonsági mentése látható. A </w:t>
-      </w:r>
-      <w:proofErr w:type="spellStart"/>
-      <w:r>
-        <w:t>sudo</w:t>
-      </w:r>
-      <w:proofErr w:type="spellEnd"/>
-      <w:r>
-        <w:t xml:space="preserve"> </w:t>
-      </w:r>
-      <w:proofErr w:type="spellStart"/>
-      <w:r>
-        <w:t>cp</w:t>
-      </w:r>
-      <w:proofErr w:type="spellEnd"/>
-      <w:r>
-        <w:t xml:space="preserve"> /</w:t>
-      </w:r>
-      <w:proofErr w:type="spellStart"/>
-      <w:r>
-        <w:t>etc</w:t>
-      </w:r>
-      <w:proofErr w:type="spellEnd"/>
-      <w:r>
-        <w:t>/</w:t>
-      </w:r>
-      <w:proofErr w:type="spellStart"/>
-      <w:r>
-        <w:t>cups</w:t>
-      </w:r>
-      <w:proofErr w:type="spellEnd"/>
-      <w:r>
-        <w:t>/</w:t>
-      </w:r>
-      <w:proofErr w:type="spellStart"/>
-      <w:r>
-        <w:t>cupsd.conf</w:t>
-      </w:r>
-      <w:proofErr w:type="spellEnd"/>
-      <w:r>
-        <w:t xml:space="preserve"> /</w:t>
-      </w:r>
-      <w:proofErr w:type="spellStart"/>
-      <w:r>
-        <w:t>etc</w:t>
-      </w:r>
-      <w:proofErr w:type="spellEnd"/>
-      <w:r>
-        <w:t>/</w:t>
-      </w:r>
-      <w:proofErr w:type="spellStart"/>
-      <w:r>
-        <w:t>cups</w:t>
-      </w:r>
-      <w:proofErr w:type="spellEnd"/>
-      <w:r>
-        <w:t>/</w:t>
-      </w:r>
-      <w:proofErr w:type="spellStart"/>
-      <w:r>
-        <w:t>cupsd.conf.original</w:t>
-      </w:r>
-      <w:proofErr w:type="spellEnd"/>
-      <w:r>
-        <w:t xml:space="preserve"> parancs lefuttatásával az aktuális működő beállításokról készül egy másolat. Ez azért fontos, mert a CUPS működését teljes egészében a </w:t>
-      </w:r>
-      <w:proofErr w:type="spellStart"/>
-      <w:r>
-        <w:t>cupsd.conf</w:t>
-      </w:r>
-      <w:proofErr w:type="spellEnd"/>
-      <w:r>
-        <w:t xml:space="preserve"> fájl szabályozza. Ha a szerkesztés során hiba kerül a konfigurációba, a szolgáltatás nem fog elindulni. A mentés lehetővé teszi, hogy probléma esetén gyorsan visszaállítsuk az eredeti, stabil állapotot. Ez alapvető rendszergazdai gyakorlat minden konfigurációs módosítás előtt.</w:t>
+        <w:t>Az első képen a CUPS konfigurációs fájljának biztonsági mentése látható. A sudo cp /etc/cups/cupsd.conf /etc/cups/cupsd.conf.original parancs lefuttatásával az aktuális működő beállításokról készül egy másolat. Ez azért fontos, mert a CUPS működését teljes egészében a cupsd.conf fájl szabályozza. Ha a szerkesztés során hiba kerül a konfigurációba, a szolgáltatás nem fog elindulni. A mentés lehetővé teszi, hogy probléma esetén gyorsan visszaállítsuk az eredeti, stabil állapotot. Ez alapvető rendszergazdai gyakorlat minden konfigurációs módosítás előtt.</w:t>
       </w:r>
     </w:p>
     <w:p>
@@ -2742,113 +2419,17 @@
     <w:p>
       <w:r>
         <w:lastRenderedPageBreak/>
-        <w:t>A második képen a /</w:t>
-      </w:r>
-      <w:proofErr w:type="spellStart"/>
-      <w:r>
-        <w:t>etc</w:t>
-      </w:r>
-      <w:proofErr w:type="spellEnd"/>
-      <w:r>
-        <w:t>/</w:t>
-      </w:r>
-      <w:proofErr w:type="spellStart"/>
-      <w:r>
-        <w:t>cups</w:t>
-      </w:r>
-      <w:proofErr w:type="spellEnd"/>
-      <w:r>
-        <w:t>/</w:t>
-      </w:r>
-      <w:proofErr w:type="spellStart"/>
-      <w:r>
-        <w:t>cupsd.conf</w:t>
-      </w:r>
-      <w:proofErr w:type="spellEnd"/>
-      <w:r>
-        <w:t xml:space="preserve"> fájl szerkesztése látható a </w:t>
-      </w:r>
-      <w:proofErr w:type="spellStart"/>
-      <w:r>
-        <w:t>nano</w:t>
-      </w:r>
-      <w:proofErr w:type="spellEnd"/>
-      <w:r>
-        <w:t xml:space="preserve"> szövegszerkesztőben. A fájl elején található a </w:t>
-      </w:r>
-      <w:proofErr w:type="spellStart"/>
-      <w:r>
-        <w:t>ServerAdmin</w:t>
-      </w:r>
-      <w:proofErr w:type="spellEnd"/>
-      <w:r>
-        <w:t xml:space="preserve"> beállítás, amely az adminisztrátor e-mail címét adja meg. Ez információs célokat szolgál, például hibaüzeneteknél jelenhet meg. A fájlban szereplő Listen sorok határozzák meg, hogy a CUPS mely hálózati interfészeken figyel a 631-es </w:t>
-      </w:r>
-      <w:proofErr w:type="spellStart"/>
-      <w:r>
-        <w:t>porton</w:t>
-      </w:r>
-      <w:proofErr w:type="spellEnd"/>
-      <w:r>
-        <w:t>.</w:t>
-      </w:r>
-    </w:p>
-    <w:p>
-      <w:r>
-        <w:t>A Listen 127.0.0.1:631 sor azt jelenti, hogy a szolgáltatás csak a helyi gépről (</w:t>
-      </w:r>
-      <w:proofErr w:type="spellStart"/>
-      <w:r>
-        <w:t>localhost</w:t>
-      </w:r>
-      <w:proofErr w:type="spellEnd"/>
-      <w:r>
-        <w:t>) érhető el. Ilyen beállítás mellett a CUPS nem működik hálózati nyomtatószerverként, mert más gépek nem tudnak csatlakozni hozzá. A Listen /var/</w:t>
-      </w:r>
-      <w:proofErr w:type="spellStart"/>
-      <w:r>
-        <w:t>run</w:t>
-      </w:r>
-      <w:proofErr w:type="spellEnd"/>
-      <w:r>
-        <w:t>/</w:t>
-      </w:r>
-      <w:proofErr w:type="spellStart"/>
-      <w:r>
-        <w:t>cups</w:t>
-      </w:r>
-      <w:proofErr w:type="spellEnd"/>
-      <w:r>
-        <w:t>/</w:t>
-      </w:r>
-      <w:proofErr w:type="spellStart"/>
-      <w:r>
-        <w:t>cups.sock</w:t>
-      </w:r>
-      <w:proofErr w:type="spellEnd"/>
-      <w:r>
-        <w:t xml:space="preserve"> beállítás egy helyi UNIX </w:t>
-      </w:r>
-      <w:proofErr w:type="spellStart"/>
-      <w:r>
-        <w:t>socketet</w:t>
-      </w:r>
-      <w:proofErr w:type="spellEnd"/>
-      <w:r>
-        <w:t xml:space="preserve"> definiál, amelyen keresztül a rendszer belső folyamatai kommunikálnak a CUPS szolgáltatással. Ez szükséges a helyi nyomtatási parancsok működéséhez, ezért ezt a sort meg kell tartani.</w:t>
-      </w:r>
-    </w:p>
-    <w:p>
-      <w:r>
-        <w:t xml:space="preserve">A Listen 192.168.20.7:631 sor teszi lehetővé, hogy a CUPS a helyi hálózaton keresztül is elérhető legyen. Ez a beállítás kulcsfontosságú, ha a szervert hálózati nyomtatószerverként szeretnénk használni. Enélkül a Windows vagy más kliensgépek nem tudják elérni a webes </w:t>
-      </w:r>
-      <w:proofErr w:type="spellStart"/>
-      <w:r>
-        <w:t>admin</w:t>
-      </w:r>
-      <w:proofErr w:type="spellEnd"/>
-      <w:r>
-        <w:t xml:space="preserve"> felületet és nem tudnak IPP protokollon keresztül nyomtatni.</w:t>
+        <w:t>A második képen a /etc/cups/cupsd.conf fájl szerkesztése látható a nano szövegszerkesztőben. A fájl elején található a ServerAdmin beállítás, amely az adminisztrátor e-mail címét adja meg. Ez információs célokat szolgál, például hibaüzeneteknél jelenhet meg. A fájlban szereplő Listen sorok határozzák meg, hogy a CUPS mely hálózati interfészeken figyel a 631-es porton.</w:t>
+      </w:r>
+    </w:p>
+    <w:p>
+      <w:r>
+        <w:t>A Listen 127.0.0.1:631 sor azt jelenti, hogy a szolgáltatás csak a helyi gépről (localhost) érhető el. Ilyen beállítás mellett a CUPS nem működik hálózati nyomtatószerverként, mert más gépek nem tudnak csatlakozni hozzá. A Listen /var/run/cups/cups.sock beállítás egy helyi UNIX socketet definiál, amelyen keresztül a rendszer belső folyamatai kommunikálnak a CUPS szolgáltatással. Ez szükséges a helyi nyomtatási parancsok működéséhez, ezért ezt a sort meg kell tartani.</w:t>
+      </w:r>
+    </w:p>
+    <w:p>
+      <w:r>
+        <w:t>A Listen 192.168.20.7:631 sor teszi lehetővé, hogy a CUPS a helyi hálózaton keresztül is elérhető legyen. Ez a beállítás kulcsfontosságú, ha a szervert hálózati nyomtatószerverként szeretnénk használni. Enélkül a Windows vagy más kliensgépek nem tudják elérni a webes admin felületet és nem tudnak IPP protokollon keresztül nyomtatni.</w:t>
       </w:r>
     </w:p>
     <w:p>
@@ -2856,7 +2437,6 @@
         <w:t>Ezek a beállítások nemcsak a működés, hanem a biztonság szempontjából is lényegesek. A Listen direktívák határozzák meg a szolgáltatás elérhetőségét, vagyis azt, hogy mely hálózati címeken fogad kapcsolatokat. Helytelen konfiguráció esetén a szolgáltatás vagy nem lesz elérhető a kívánt gépekről, vagy feleslegesen kiteszi magát külső elérésnek. Ezért fontos tudatosan megadni a megfelelő IP-címet, és csak a szükséges interfészeken engedélyezni a hozzáférést.</w:t>
       </w:r>
     </w:p>
-    <w:p/>
     <w:p>
       <w:r>
         <w:rPr>
@@ -2904,15 +2484,7 @@
         <w:t xml:space="preserve">Az utolsó képen pedig már a </w:t>
       </w:r>
       <w:r>
-        <w:t xml:space="preserve">webes felület látható, amely a CUPS szolgáltatás alapértelmezett kezdőoldala. Ez a felület a 631-es </w:t>
-      </w:r>
-      <w:proofErr w:type="spellStart"/>
-      <w:r>
-        <w:t>porton</w:t>
-      </w:r>
-      <w:proofErr w:type="spellEnd"/>
-      <w:r>
-        <w:t xml:space="preserve"> érhető el, és azt jelzi, hogy a CUPS szerver megfelelően fut és hálózaton keresztül elérhető.</w:t>
+        <w:t>webes felület látható, amely a CUPS szolgáltatás alapértelmezett kezdőoldala. Ez a felület a 631-es porton érhető el, és azt jelzi, hogy a CUPS szerver megfelelően fut és hálózaton keresztül elérhető.</w:t>
       </w:r>
     </w:p>
     <w:p>
@@ -3000,11 +2572,193 @@
         </w:drawing>
       </w:r>
     </w:p>
-    <w:p/>
+    <w:p>
+      <w:pPr>
+        <w:pStyle w:val="Cmsor1"/>
+      </w:pPr>
+      <w:r>
+        <w:t>Mikrotik:</w:t>
+      </w:r>
+    </w:p>
+    <w:p>
+      <w:r>
+        <w:t>Az internet elérés érdekében fontos volt egy Mikrotik routert is felkonfigurálni.</w:t>
+      </w:r>
+    </w:p>
+    <w:p>
+      <w:r>
+        <w:rPr>
+          <w:noProof/>
+        </w:rPr>
+        <w:lastRenderedPageBreak/>
+        <w:drawing>
+          <wp:inline distT="0" distB="0" distL="0" distR="0" wp14:anchorId="484CDD24" wp14:editId="47CC86B8">
+            <wp:extent cx="5760720" cy="4192905"/>
+            <wp:effectExtent l="0" t="0" r="0" b="0"/>
+            <wp:docPr id="735944318" name="Kép 1"/>
+            <wp:cNvGraphicFramePr>
+              <a:graphicFrameLocks xmlns:a="http://schemas.openxmlformats.org/drawingml/2006/main" noChangeAspect="1"/>
+            </wp:cNvGraphicFramePr>
+            <a:graphic xmlns:a="http://schemas.openxmlformats.org/drawingml/2006/main">
+              <a:graphicData uri="http://schemas.openxmlformats.org/drawingml/2006/picture">
+                <pic:pic xmlns:pic="http://schemas.openxmlformats.org/drawingml/2006/picture">
+                  <pic:nvPicPr>
+                    <pic:cNvPr id="735944318" name=""/>
+                    <pic:cNvPicPr/>
+                  </pic:nvPicPr>
+                  <pic:blipFill>
+                    <a:blip r:embed="rId49"/>
+                    <a:stretch>
+                      <a:fillRect/>
+                    </a:stretch>
+                  </pic:blipFill>
+                  <pic:spPr>
+                    <a:xfrm>
+                      <a:off x="0" y="0"/>
+                      <a:ext cx="5760720" cy="4192905"/>
+                    </a:xfrm>
+                    <a:prstGeom prst="rect">
+                      <a:avLst/>
+                    </a:prstGeom>
+                  </pic:spPr>
+                </pic:pic>
+              </a:graphicData>
+            </a:graphic>
+          </wp:inline>
+        </w:drawing>
+      </w:r>
+    </w:p>
+    <w:p>
+      <w:r>
+        <w:rPr>
+          <w:noProof/>
+        </w:rPr>
+        <w:drawing>
+          <wp:inline distT="0" distB="0" distL="0" distR="0" wp14:anchorId="0C59161E" wp14:editId="50B22522">
+            <wp:extent cx="5760720" cy="1374140"/>
+            <wp:effectExtent l="0" t="0" r="0" b="0"/>
+            <wp:docPr id="1198108568" name="Kép 1"/>
+            <wp:cNvGraphicFramePr>
+              <a:graphicFrameLocks xmlns:a="http://schemas.openxmlformats.org/drawingml/2006/main" noChangeAspect="1"/>
+            </wp:cNvGraphicFramePr>
+            <a:graphic xmlns:a="http://schemas.openxmlformats.org/drawingml/2006/main">
+              <a:graphicData uri="http://schemas.openxmlformats.org/drawingml/2006/picture">
+                <pic:pic xmlns:pic="http://schemas.openxmlformats.org/drawingml/2006/picture">
+                  <pic:nvPicPr>
+                    <pic:cNvPr id="1198108568" name=""/>
+                    <pic:cNvPicPr/>
+                  </pic:nvPicPr>
+                  <pic:blipFill>
+                    <a:blip r:embed="rId50"/>
+                    <a:stretch>
+                      <a:fillRect/>
+                    </a:stretch>
+                  </pic:blipFill>
+                  <pic:spPr>
+                    <a:xfrm>
+                      <a:off x="0" y="0"/>
+                      <a:ext cx="5760720" cy="1374140"/>
+                    </a:xfrm>
+                    <a:prstGeom prst="rect">
+                      <a:avLst/>
+                    </a:prstGeom>
+                  </pic:spPr>
+                </pic:pic>
+              </a:graphicData>
+            </a:graphic>
+          </wp:inline>
+        </w:drawing>
+      </w:r>
+    </w:p>
+    <w:p>
+      <w:r>
+        <w:rPr>
+          <w:noProof/>
+        </w:rPr>
+        <w:drawing>
+          <wp:inline distT="0" distB="0" distL="0" distR="0" wp14:anchorId="5D4777F2" wp14:editId="19D15CA7">
+            <wp:extent cx="5760720" cy="777875"/>
+            <wp:effectExtent l="0" t="0" r="0" b="3175"/>
+            <wp:docPr id="1909941062" name="Kép 1"/>
+            <wp:cNvGraphicFramePr>
+              <a:graphicFrameLocks xmlns:a="http://schemas.openxmlformats.org/drawingml/2006/main" noChangeAspect="1"/>
+            </wp:cNvGraphicFramePr>
+            <a:graphic xmlns:a="http://schemas.openxmlformats.org/drawingml/2006/main">
+              <a:graphicData uri="http://schemas.openxmlformats.org/drawingml/2006/picture">
+                <pic:pic xmlns:pic="http://schemas.openxmlformats.org/drawingml/2006/picture">
+                  <pic:nvPicPr>
+                    <pic:cNvPr id="1909941062" name=""/>
+                    <pic:cNvPicPr/>
+                  </pic:nvPicPr>
+                  <pic:blipFill>
+                    <a:blip r:embed="rId51"/>
+                    <a:stretch>
+                      <a:fillRect/>
+                    </a:stretch>
+                  </pic:blipFill>
+                  <pic:spPr>
+                    <a:xfrm>
+                      <a:off x="0" y="0"/>
+                      <a:ext cx="5760720" cy="777875"/>
+                    </a:xfrm>
+                    <a:prstGeom prst="rect">
+                      <a:avLst/>
+                    </a:prstGeom>
+                  </pic:spPr>
+                </pic:pic>
+              </a:graphicData>
+            </a:graphic>
+          </wp:inline>
+        </w:drawing>
+      </w:r>
+    </w:p>
+    <w:p>
+      <w:r>
+        <w:rPr>
+          <w:noProof/>
+        </w:rPr>
+        <w:lastRenderedPageBreak/>
+        <w:drawing>
+          <wp:inline distT="0" distB="0" distL="0" distR="0" wp14:anchorId="0FDC2F10" wp14:editId="0D063BBA">
+            <wp:extent cx="5760720" cy="4196715"/>
+            <wp:effectExtent l="0" t="0" r="0" b="0"/>
+            <wp:docPr id="2054229080" name="Kép 1"/>
+            <wp:cNvGraphicFramePr>
+              <a:graphicFrameLocks xmlns:a="http://schemas.openxmlformats.org/drawingml/2006/main" noChangeAspect="1"/>
+            </wp:cNvGraphicFramePr>
+            <a:graphic xmlns:a="http://schemas.openxmlformats.org/drawingml/2006/main">
+              <a:graphicData uri="http://schemas.openxmlformats.org/drawingml/2006/picture">
+                <pic:pic xmlns:pic="http://schemas.openxmlformats.org/drawingml/2006/picture">
+                  <pic:nvPicPr>
+                    <pic:cNvPr id="2054229080" name=""/>
+                    <pic:cNvPicPr/>
+                  </pic:nvPicPr>
+                  <pic:blipFill>
+                    <a:blip r:embed="rId52"/>
+                    <a:stretch>
+                      <a:fillRect/>
+                    </a:stretch>
+                  </pic:blipFill>
+                  <pic:spPr>
+                    <a:xfrm>
+                      <a:off x="0" y="0"/>
+                      <a:ext cx="5760720" cy="4196715"/>
+                    </a:xfrm>
+                    <a:prstGeom prst="rect">
+                      <a:avLst/>
+                    </a:prstGeom>
+                  </pic:spPr>
+                </pic:pic>
+              </a:graphicData>
+            </a:graphic>
+          </wp:inline>
+        </w:drawing>
+      </w:r>
+    </w:p>
     <w:p/>
     <w:sectPr>
-      <w:headerReference w:type="default" r:id="rId49"/>
-      <w:footerReference w:type="default" r:id="rId50"/>
+      <w:headerReference w:type="default" r:id="rId53"/>
+      <w:footerReference w:type="default" r:id="rId54"/>
       <w:pgSz w:w="11906" w:h="16838"/>
       <w:pgMar w:top="1417" w:right="1417" w:bottom="1417" w:left="1417" w:header="567" w:footer="567" w:gutter="0"/>
       <w:cols w:space="708"/>
@@ -3083,13 +2837,8 @@
     <w:pPr>
       <w:pStyle w:val="lfej"/>
     </w:pPr>
-    <w:proofErr w:type="spellStart"/>
     <w:r>
-      <w:t>Segítech</w:t>
-    </w:r>
-    <w:proofErr w:type="spellEnd"/>
-    <w:r>
-      <w:t xml:space="preserve"> dokumentáció</w:t>
+      <w:t>Segítech dokumentáció</w:t>
     </w:r>
   </w:p>
 </w:hdr>

--- a/Debia_szerver_inst_dns_web_kesz+cups.docx
+++ b/Debia_szerver_inst_dns_web_kesz+cups.docx
@@ -86,7 +86,15 @@
         <w:t>A Debian szerver telepítése a telepítő indítómenüjéből indul, ahol a telepítési mód kiválasztása után beállításra kerül a rendszer nyelve, az ország és a billentyűzetkiosztás.</w:t>
       </w:r>
       <w:r>
-        <w:t xml:space="preserve"> A telepítés korai szakaszában megtörténik a szerver gépnevének (hostname) megadása, amely a rendszer hálózaton belüli azonosítását szolgálja.</w:t>
+        <w:t xml:space="preserve"> A telepítés korai szakaszában megtörténik a szerver gépnevének (</w:t>
+      </w:r>
+      <w:proofErr w:type="spellStart"/>
+      <w:r>
+        <w:t>hostname</w:t>
+      </w:r>
+      <w:proofErr w:type="spellEnd"/>
+      <w:r>
+        <w:t>) megadása, amely a rendszer hálózaton belüli azonosítását szolgálja.</w:t>
       </w:r>
       <w:r>
         <w:t xml:space="preserve"> </w:t>
@@ -290,15 +298,28 @@
         <w:pStyle w:val="Cmsor2"/>
       </w:pPr>
       <w:r>
-        <w:t>Felhasználói fiók létrehozása és lemezparticionálás</w:t>
-      </w:r>
+        <w:t xml:space="preserve">Felhasználói fiók létrehozása és </w:t>
+      </w:r>
+      <w:proofErr w:type="spellStart"/>
+      <w:r>
+        <w:t>lemezparticionálás</w:t>
+      </w:r>
+      <w:proofErr w:type="spellEnd"/>
       <w:r>
         <w:t>:</w:t>
       </w:r>
     </w:p>
     <w:p>
       <w:r>
-        <w:t>A telepítés ezen szakaszában a rendszer létrehoz egy korlátozott jogosultságú felhasználói fiókot, amely a mindennapi adminisztrációhoz használható a rendszergazdai fiók helyett, majd megadásra kerül a felhasználó teljes neve és azonosítója. Ez a lépés biztosítja, hogy a rendszer a későbbiekben nem közvetlenül rendszergazdai jogosultsággal kerüljön használatra, növelve ezzel a biztonságot és az üzemeltethetőséget.</w:t>
+        <w:t xml:space="preserve">A telepítés ezen szakaszában a rendszer létrehoz egy korlátozott jogosultságú felhasználói fiókot, amely a mindennapi adminisztrációhoz használható a rendszergazdai fiók helyett, majd megadásra kerül a felhasználó teljes neve és azonosítója. Ez a lépés biztosítja, hogy a rendszer a későbbiekben nem közvetlenül rendszergazdai jogosultsággal kerüljön használatra, növelve ezzel a biztonságot és az </w:t>
+      </w:r>
+      <w:proofErr w:type="spellStart"/>
+      <w:r>
+        <w:t>üzemeltethetőséget</w:t>
+      </w:r>
+      <w:proofErr w:type="spellEnd"/>
+      <w:r>
+        <w:t>.</w:t>
       </w:r>
     </w:p>
     <w:p>
@@ -1070,7 +1091,55 @@
     </w:p>
     <w:p>
       <w:r>
-        <w:t>A telepítés befejezése után a Debian szerver sikeresen elindul, és konzolos bejelentkezési felület jelenik meg a VirtualBox virtuális gépben. A távoli elérés biztosításához a VirtualBox hálózati beállításaiban porttovábbítás kerül konfigurálásra, amely a gazdagép egy meghatározott portját a vendég rendszer SSH szolgáltatásának 22-es portjára irányítja. Emellett a virtuális gép alapvető hardverbeállításai – mint a memória mérete, a rendszerindítási sorrend és az alaplap konfigurációja – is ellenőrzésre kerülnek annak érdekében, hogy a szerver stabilan és megfelelő erőforrásokkal működjön.</w:t>
+        <w:t xml:space="preserve">A telepítés befejezése után a Debian szerver sikeresen elindul, és konzolos bejelentkezési felület jelenik meg a </w:t>
+      </w:r>
+      <w:proofErr w:type="spellStart"/>
+      <w:r>
+        <w:t>VirtualBox</w:t>
+      </w:r>
+      <w:proofErr w:type="spellEnd"/>
+      <w:r>
+        <w:t xml:space="preserve"> virtuális gépben. A távoli elérés biztosításához a </w:t>
+      </w:r>
+      <w:proofErr w:type="spellStart"/>
+      <w:r>
+        <w:t>VirtualBox</w:t>
+      </w:r>
+      <w:proofErr w:type="spellEnd"/>
+      <w:r>
+        <w:t xml:space="preserve"> hálózati beállításaiban </w:t>
+      </w:r>
+      <w:proofErr w:type="spellStart"/>
+      <w:r>
+        <w:t>porttovábbítás</w:t>
+      </w:r>
+      <w:proofErr w:type="spellEnd"/>
+      <w:r>
+        <w:t xml:space="preserve"> kerül konfigurálásra, amely a gazdagép egy meghatározott </w:t>
+      </w:r>
+      <w:proofErr w:type="spellStart"/>
+      <w:r>
+        <w:t>portját</w:t>
+      </w:r>
+      <w:proofErr w:type="spellEnd"/>
+      <w:r>
+        <w:t xml:space="preserve"> a vendég rendszer SSH szolgáltatásának 22-es </w:t>
+      </w:r>
+      <w:proofErr w:type="spellStart"/>
+      <w:r>
+        <w:t>portjára</w:t>
+      </w:r>
+      <w:proofErr w:type="spellEnd"/>
+      <w:r>
+        <w:t xml:space="preserve"> irányítja. Emellett a virtuális gép alapvető hardverbeállításai – mint a memória mérete, a rendszerindítási sorrend és az alaplap konfigurációja – is ellenőrzésre kerülnek annak érdekében, hogy a szerver stabilan és megfelelő erőforrásokkal </w:t>
+      </w:r>
+      <w:proofErr w:type="spellStart"/>
+      <w:r>
+        <w:t>működjön</w:t>
+      </w:r>
+      <w:proofErr w:type="spellEnd"/>
+      <w:r>
+        <w:t>.</w:t>
       </w:r>
     </w:p>
     <w:p>
@@ -1287,7 +1356,15 @@
     </w:p>
     <w:p>
       <w:r>
-        <w:t>A DNS és webszerver szolgáltatások előkészítéseként a rendszer SSH kapcsolaton keresztül kerül elérésre, majd a csomaglista frissítése után telepítésre kerül a BIND9 DNS-kiszolgáló a hozzá tartozó segéd- és dokumentációs csomagokkal. Ezt követően az Apache webkiszolgáló telepítése történik meg, amely biztosítja a HTTP-alapú szolgáltatások kiszolgálását. A hálózati biztonság alapvető beállításaként az UFW tűzfal is telepítésre kerül, amely lehetőséget biztosít a szükséges szolgáltatások forgalmának szabályozására a későbbi konfiguráció során.</w:t>
+        <w:t xml:space="preserve">A DNS és webszerver szolgáltatások előkészítéseként a rendszer SSH kapcsolaton keresztül kerül elérésre, majd a csomaglista frissítése után telepítésre kerül a BIND9 DNS-kiszolgáló a hozzá tartozó segéd- és dokumentációs csomagokkal. Ezt követően az </w:t>
+      </w:r>
+      <w:proofErr w:type="spellStart"/>
+      <w:r>
+        <w:t>Apache</w:t>
+      </w:r>
+      <w:proofErr w:type="spellEnd"/>
+      <w:r>
+        <w:t xml:space="preserve"> webkiszolgáló telepítése történik meg, amely biztosítja a HTTP-alapú szolgáltatások kiszolgálását. A hálózati biztonság alapvető beállításaként az UFW tűzfal is telepítésre kerül, amely lehetőséget biztosít a szükséges szolgáltatások forgalmának szabályozására a későbbi konfiguráció során.</w:t>
       </w:r>
     </w:p>
     <w:p>
@@ -1483,31 +1560,85 @@
       <w:r>
         <w:t xml:space="preserve">Ezt követően a BIND DNS-kiszolgáló alapbeállításai kerülnek módosításra az </w:t>
       </w:r>
+      <w:proofErr w:type="spellStart"/>
       <w:r>
         <w:rPr>
           <w:i/>
           <w:iCs/>
         </w:rPr>
-        <w:t>named.conf.options</w:t>
-      </w:r>
-      <w:r>
-        <w:t xml:space="preserve"> fájlban</w:t>
-      </w:r>
-      <w:r>
-        <w:t xml:space="preserve">. </w:t>
-      </w:r>
-      <w:r>
-        <w:t xml:space="preserve">Végül a </w:t>
-      </w:r>
+        <w:t>named.</w:t>
+      </w:r>
+      <w:proofErr w:type="gramStart"/>
       <w:r>
         <w:rPr>
           <w:i/>
           <w:iCs/>
         </w:rPr>
-        <w:t>named.conf.local</w:t>
-      </w:r>
-      <w:r>
-        <w:t xml:space="preserve"> fájlban létrehozásra kerül egy forward zóna a megadott domainhez, valamint egy reverse zóna a helyi hálózathoz, amelyek a domainnevek és IP-címek közötti névfeloldást biztosítják.</w:t>
+        <w:t>conf.options</w:t>
+      </w:r>
+      <w:proofErr w:type="spellEnd"/>
+      <w:proofErr w:type="gramEnd"/>
+      <w:r>
+        <w:t xml:space="preserve"> fájlban</w:t>
+      </w:r>
+      <w:r>
+        <w:t xml:space="preserve">. </w:t>
+      </w:r>
+      <w:r>
+        <w:t xml:space="preserve">Végül a </w:t>
+      </w:r>
+      <w:proofErr w:type="spellStart"/>
+      <w:r>
+        <w:rPr>
+          <w:i/>
+          <w:iCs/>
+        </w:rPr>
+        <w:t>named.</w:t>
+      </w:r>
+      <w:proofErr w:type="gramStart"/>
+      <w:r>
+        <w:rPr>
+          <w:i/>
+          <w:iCs/>
+        </w:rPr>
+        <w:t>conf.local</w:t>
+      </w:r>
+      <w:proofErr w:type="spellEnd"/>
+      <w:proofErr w:type="gramEnd"/>
+      <w:r>
+        <w:t xml:space="preserve"> fájlban létrehozásra kerül egy </w:t>
+      </w:r>
+      <w:proofErr w:type="spellStart"/>
+      <w:r>
+        <w:t>forward</w:t>
+      </w:r>
+      <w:proofErr w:type="spellEnd"/>
+      <w:r>
+        <w:t xml:space="preserve"> zóna a megadott </w:t>
+      </w:r>
+      <w:proofErr w:type="spellStart"/>
+      <w:r>
+        <w:t>domainhez</w:t>
+      </w:r>
+      <w:proofErr w:type="spellEnd"/>
+      <w:r>
+        <w:t xml:space="preserve">, valamint egy </w:t>
+      </w:r>
+      <w:proofErr w:type="spellStart"/>
+      <w:r>
+        <w:t>reverse</w:t>
+      </w:r>
+      <w:proofErr w:type="spellEnd"/>
+      <w:r>
+        <w:t xml:space="preserve"> zóna a helyi hálózathoz, amelyek a </w:t>
+      </w:r>
+      <w:proofErr w:type="spellStart"/>
+      <w:r>
+        <w:t>domainnevek</w:t>
+      </w:r>
+      <w:proofErr w:type="spellEnd"/>
+      <w:r>
+        <w:t xml:space="preserve"> és IP-címek közötti névfeloldást biztosítják.</w:t>
       </w:r>
       <w:r>
         <w:rPr>
@@ -1680,7 +1811,31 @@
     </w:p>
     <w:p>
       <w:r>
-        <w:t>A DNS-kiszolgáló konfigurálásának részeként elkészítésre kerülnek a forward és reverse zónafájlok. A reverse zónafájlban (</w:t>
+        <w:t xml:space="preserve">A DNS-kiszolgáló konfigurálásának részeként elkészítésre kerülnek a </w:t>
+      </w:r>
+      <w:proofErr w:type="spellStart"/>
+      <w:r>
+        <w:t>forward</w:t>
+      </w:r>
+      <w:proofErr w:type="spellEnd"/>
+      <w:r>
+        <w:t xml:space="preserve"> és </w:t>
+      </w:r>
+      <w:proofErr w:type="spellStart"/>
+      <w:r>
+        <w:t>reverse</w:t>
+      </w:r>
+      <w:proofErr w:type="spellEnd"/>
+      <w:r>
+        <w:t xml:space="preserve"> zónafájlok. A </w:t>
+      </w:r>
+      <w:proofErr w:type="spellStart"/>
+      <w:r>
+        <w:t>reverse</w:t>
+      </w:r>
+      <w:proofErr w:type="spellEnd"/>
+      <w:r>
+        <w:t xml:space="preserve"> zónafájlban (</w:t>
       </w:r>
       <w:r>
         <w:rPr>
@@ -1690,12 +1845,28 @@
         <w:t>db.192.168.12</w:t>
       </w:r>
       <w:r>
-        <w:t>) a SOA és NS rekordok mellett PTR rekordok kerülnek megadásra, amelyek az IP-címekhez tartozó domainnevek visszafelé történő feloldását biztosítják.</w:t>
-      </w:r>
-    </w:p>
-    <w:p>
-      <w:r>
-        <w:t>A forward zónafájlban (</w:t>
+        <w:t xml:space="preserve">) a SOA és NS rekordok mellett PTR rekordok kerülnek megadásra, amelyek az IP-címekhez tartozó </w:t>
+      </w:r>
+      <w:proofErr w:type="spellStart"/>
+      <w:r>
+        <w:t>domainnevek</w:t>
+      </w:r>
+      <w:proofErr w:type="spellEnd"/>
+      <w:r>
+        <w:t xml:space="preserve"> visszafelé történő feloldását biztosítják.</w:t>
+      </w:r>
+    </w:p>
+    <w:p>
+      <w:r>
+        <w:t xml:space="preserve">A </w:t>
+      </w:r>
+      <w:proofErr w:type="spellStart"/>
+      <w:r>
+        <w:t>forward</w:t>
+      </w:r>
+      <w:proofErr w:type="spellEnd"/>
+      <w:r>
+        <w:t xml:space="preserve"> zónafájlban (</w:t>
       </w:r>
       <w:r>
         <w:rPr>
@@ -1705,8 +1876,33 @@
         <w:t>db.telekom.hu</w:t>
       </w:r>
       <w:r>
-        <w:t xml:space="preserve">) definiálásra kerülnek az alapvető DNS rekordok, beleértve a névszervert, az A rekordokat a domainhez és aldomainjeihez, valamint egy CNAME rekordot az alias kezelésére. A konfiguráció helyessége a </w:t>
-      </w:r>
+        <w:t xml:space="preserve">) definiálásra kerülnek az alapvető DNS rekordok, beleértve a névszervert, az A rekordokat a </w:t>
+      </w:r>
+      <w:proofErr w:type="spellStart"/>
+      <w:r>
+        <w:t>domainhez</w:t>
+      </w:r>
+      <w:proofErr w:type="spellEnd"/>
+      <w:r>
+        <w:t xml:space="preserve"> és </w:t>
+      </w:r>
+      <w:proofErr w:type="spellStart"/>
+      <w:r>
+        <w:t>aldomainjeihez</w:t>
+      </w:r>
+      <w:proofErr w:type="spellEnd"/>
+      <w:r>
+        <w:t xml:space="preserve">, valamint egy CNAME rekordot az </w:t>
+      </w:r>
+      <w:proofErr w:type="spellStart"/>
+      <w:r>
+        <w:t>alias</w:t>
+      </w:r>
+      <w:proofErr w:type="spellEnd"/>
+      <w:r>
+        <w:t xml:space="preserve"> kezelésére. A konfiguráció helyessége a </w:t>
+      </w:r>
+      <w:proofErr w:type="spellStart"/>
       <w:r>
         <w:rPr>
           <w:i/>
@@ -1714,6 +1910,7 @@
         </w:rPr>
         <w:t>named-checkzone</w:t>
       </w:r>
+      <w:proofErr w:type="spellEnd"/>
       <w:r>
         <w:t xml:space="preserve"> parancs segítségével ellenőrzésre kerül, amely sikeres futás esetén igazolja a zónafájlok szintaktikai és logikai érvényességét.</w:t>
       </w:r>
@@ -1860,6 +2057,7 @@
       <w:r>
         <w:t xml:space="preserve">A DNS-kiszolgáló működésének ellenőrzése a </w:t>
       </w:r>
+      <w:proofErr w:type="spellStart"/>
       <w:r>
         <w:rPr>
           <w:i/>
@@ -1867,9 +2065,11 @@
         </w:rPr>
         <w:t>dig</w:t>
       </w:r>
+      <w:proofErr w:type="spellEnd"/>
       <w:r>
         <w:t xml:space="preserve"> és </w:t>
       </w:r>
+      <w:proofErr w:type="spellStart"/>
       <w:r>
         <w:rPr>
           <w:i/>
@@ -1877,9 +2077,11 @@
         </w:rPr>
         <w:t>nslookup</w:t>
       </w:r>
+      <w:proofErr w:type="spellEnd"/>
       <w:r>
         <w:t xml:space="preserve"> parancsok segítségével történik. A </w:t>
       </w:r>
+      <w:proofErr w:type="spellStart"/>
       <w:r>
         <w:rPr>
           <w:i/>
@@ -1887,6 +2089,7 @@
         </w:rPr>
         <w:t>dig</w:t>
       </w:r>
+      <w:proofErr w:type="spellEnd"/>
       <w:r>
         <w:t xml:space="preserve"> lekérdezés igazolja, hogy a </w:t>
       </w:r>
@@ -1898,32 +2101,59 @@
         <w:t xml:space="preserve">www.telekom.hu </w:t>
       </w:r>
       <w:r>
-        <w:t>név helyesen kerül feloldásra, ahol a CNAME rekord a fő domainre mutat, majd az ahhoz tartozó A rekord IP-címet ad vissza.</w:t>
+        <w:t xml:space="preserve">név helyesen kerül feloldásra, ahol a CNAME rekord a fő </w:t>
+      </w:r>
+      <w:proofErr w:type="spellStart"/>
+      <w:r>
+        <w:t>domainre</w:t>
+      </w:r>
+      <w:proofErr w:type="spellEnd"/>
+      <w:r>
+        <w:t xml:space="preserve"> mutat, majd az ahhoz tartozó A rekord IP-címet ad vissza.</w:t>
       </w:r>
     </w:p>
     <w:p>
       <w:r>
         <w:t>A fordított névfeloldás (</w:t>
       </w:r>
+      <w:proofErr w:type="spellStart"/>
       <w:r>
         <w:rPr>
           <w:i/>
           <w:iCs/>
         </w:rPr>
-        <w:t>dig -x</w:t>
-      </w:r>
-      <w:r>
-        <w:t xml:space="preserve">) tesztelése során látható, hogy a nem definiált PTR rekordok esetén a rendszer NXDOMAIN választ ad, ami a konfiguráció helyes működését jelzi. Végül az </w:t>
-      </w:r>
+        <w:t>dig</w:t>
+      </w:r>
+      <w:proofErr w:type="spellEnd"/>
       <w:r>
         <w:rPr>
           <w:i/>
           <w:iCs/>
         </w:rPr>
+        <w:t xml:space="preserve"> -x</w:t>
+      </w:r>
+      <w:r>
+        <w:t xml:space="preserve">) tesztelése során látható, hogy a nem definiált PTR rekordok esetén a rendszer NXDOMAIN választ ad, ami a konfiguráció helyes működését jelzi. Végül az </w:t>
+      </w:r>
+      <w:proofErr w:type="spellStart"/>
+      <w:r>
+        <w:rPr>
+          <w:i/>
+          <w:iCs/>
+        </w:rPr>
         <w:t>nslookup</w:t>
       </w:r>
-      <w:r>
-        <w:t xml:space="preserve"> parancs megerősíti, hogy a DNS-kiszolgáló a megadott IP-címen elérhető, és a domainnévhez tartozó IP-cím megfelelően kerül visszaadásra.</w:t>
+      <w:proofErr w:type="spellEnd"/>
+      <w:r>
+        <w:t xml:space="preserve"> parancs megerősíti, hogy a DNS-kiszolgáló a megadott IP-címen elérhető, és a </w:t>
+      </w:r>
+      <w:proofErr w:type="spellStart"/>
+      <w:r>
+        <w:t>domainnévhez</w:t>
+      </w:r>
+      <w:proofErr w:type="spellEnd"/>
+      <w:r>
+        <w:t xml:space="preserve"> tartozó IP-cím megfelelően kerül visszaadásra.</w:t>
       </w:r>
     </w:p>
     <w:p>
@@ -2079,8 +2309,13 @@
       <w:pPr>
         <w:pStyle w:val="Cmsor2"/>
       </w:pPr>
-      <w:r>
-        <w:t>Apache webkiszolgáló konfigurálása és működésének ellenőrzése</w:t>
+      <w:proofErr w:type="spellStart"/>
+      <w:r>
+        <w:t>Apache</w:t>
+      </w:r>
+      <w:proofErr w:type="spellEnd"/>
+      <w:r>
+        <w:t xml:space="preserve"> webkiszolgáló konfigurálása és működésének ellenőrzése</w:t>
       </w:r>
       <w:r>
         <w:t>:</w:t>
@@ -2113,8 +2348,41 @@
     </w:p>
     <w:p>
       <w:r>
-        <w:t xml:space="preserve">Ezt követően az Apache kiszolgálóban egy külön VirtualHost konfiguráció készül, amely meghatározza a domainnevet, az aliasokat, a dokumentumgyökeret, valamint a naplófájlok helyét. A beállítások érvényesítése után a szolgáltatás működése ellenőrzésre kerül, ahol a </w:t>
-      </w:r>
+        <w:t xml:space="preserve">Ezt követően az </w:t>
+      </w:r>
+      <w:proofErr w:type="spellStart"/>
+      <w:r>
+        <w:t>Apache</w:t>
+      </w:r>
+      <w:proofErr w:type="spellEnd"/>
+      <w:r>
+        <w:t xml:space="preserve"> kiszolgálóban egy külön </w:t>
+      </w:r>
+      <w:proofErr w:type="spellStart"/>
+      <w:r>
+        <w:t>VirtualHost</w:t>
+      </w:r>
+      <w:proofErr w:type="spellEnd"/>
+      <w:r>
+        <w:t xml:space="preserve"> konfiguráció készül, amely meghatározza a </w:t>
+      </w:r>
+      <w:proofErr w:type="spellStart"/>
+      <w:r>
+        <w:t>domainnevet</w:t>
+      </w:r>
+      <w:proofErr w:type="spellEnd"/>
+      <w:r>
+        <w:t xml:space="preserve">, az </w:t>
+      </w:r>
+      <w:proofErr w:type="spellStart"/>
+      <w:r>
+        <w:t>aliasokat</w:t>
+      </w:r>
+      <w:proofErr w:type="spellEnd"/>
+      <w:r>
+        <w:t xml:space="preserve">, a dokumentumgyökeret, valamint a naplófájlok helyét. A beállítások érvényesítése után a szolgáltatás működése ellenőrzésre kerül, ahol a </w:t>
+      </w:r>
+      <w:proofErr w:type="spellStart"/>
       <w:r>
         <w:rPr>
           <w:i/>
@@ -2122,6 +2390,7 @@
         </w:rPr>
         <w:t>curl</w:t>
       </w:r>
+      <w:proofErr w:type="spellEnd"/>
       <w:r>
         <w:t xml:space="preserve"> parancs segítségével igazolható, hogy a </w:t>
       </w:r>
@@ -2267,16 +2536,34 @@
       <w:pPr>
         <w:pStyle w:val="Cmsor1"/>
       </w:pPr>
+      <w:proofErr w:type="spellStart"/>
       <w:r>
         <w:t>Cups</w:t>
       </w:r>
+      <w:proofErr w:type="spellEnd"/>
       <w:r>
         <w:t>:</w:t>
       </w:r>
     </w:p>
     <w:p>
       <w:r>
-        <w:t>Ezen a képen látható hogy az IP cím a topológiához hűen megkapta a 192.168.20.7 és IP címet. Illetve a szolgáltatás letöltése után láthatjuk hogy aktív.</w:t>
+        <w:t xml:space="preserve">Ezen a képen </w:t>
+      </w:r>
+      <w:proofErr w:type="gramStart"/>
+      <w:r>
+        <w:t>látható</w:t>
+      </w:r>
+      <w:proofErr w:type="gramEnd"/>
+      <w:r>
+        <w:t xml:space="preserve"> hogy az IP cím a topológiához hűen megkapta a 192.168.20.7 és IP címet. Illetve a szolgáltatás letöltése után </w:t>
+      </w:r>
+      <w:proofErr w:type="gramStart"/>
+      <w:r>
+        <w:t>láthatjuk</w:t>
+      </w:r>
+      <w:proofErr w:type="gramEnd"/>
+      <w:r>
+        <w:t xml:space="preserve"> hogy aktív.</w:t>
       </w:r>
     </w:p>
     <w:p>
@@ -2366,7 +2653,79 @@
     </w:p>
     <w:p>
       <w:r>
-        <w:t>Az első képen a CUPS konfigurációs fájljának biztonsági mentése látható. A sudo cp /etc/cups/cupsd.conf /etc/cups/cupsd.conf.original parancs lefuttatásával az aktuális működő beállításokról készül egy másolat. Ez azért fontos, mert a CUPS működését teljes egészében a cupsd.conf fájl szabályozza. Ha a szerkesztés során hiba kerül a konfigurációba, a szolgáltatás nem fog elindulni. A mentés lehetővé teszi, hogy probléma esetén gyorsan visszaállítsuk az eredeti, stabil állapotot. Ez alapvető rendszergazdai gyakorlat minden konfigurációs módosítás előtt.</w:t>
+        <w:t xml:space="preserve">Az első képen a CUPS konfigurációs fájljának biztonsági mentése látható. A </w:t>
+      </w:r>
+      <w:proofErr w:type="spellStart"/>
+      <w:r>
+        <w:t>sudo</w:t>
+      </w:r>
+      <w:proofErr w:type="spellEnd"/>
+      <w:r>
+        <w:t xml:space="preserve"> </w:t>
+      </w:r>
+      <w:proofErr w:type="spellStart"/>
+      <w:r>
+        <w:t>cp</w:t>
+      </w:r>
+      <w:proofErr w:type="spellEnd"/>
+      <w:r>
+        <w:t xml:space="preserve"> /</w:t>
+      </w:r>
+      <w:proofErr w:type="spellStart"/>
+      <w:r>
+        <w:t>etc</w:t>
+      </w:r>
+      <w:proofErr w:type="spellEnd"/>
+      <w:r>
+        <w:t>/</w:t>
+      </w:r>
+      <w:proofErr w:type="spellStart"/>
+      <w:r>
+        <w:t>cups</w:t>
+      </w:r>
+      <w:proofErr w:type="spellEnd"/>
+      <w:r>
+        <w:t>/</w:t>
+      </w:r>
+      <w:proofErr w:type="spellStart"/>
+      <w:r>
+        <w:t>cupsd.conf</w:t>
+      </w:r>
+      <w:proofErr w:type="spellEnd"/>
+      <w:r>
+        <w:t xml:space="preserve"> /</w:t>
+      </w:r>
+      <w:proofErr w:type="spellStart"/>
+      <w:r>
+        <w:t>etc</w:t>
+      </w:r>
+      <w:proofErr w:type="spellEnd"/>
+      <w:r>
+        <w:t>/</w:t>
+      </w:r>
+      <w:proofErr w:type="spellStart"/>
+      <w:r>
+        <w:t>cups</w:t>
+      </w:r>
+      <w:proofErr w:type="spellEnd"/>
+      <w:r>
+        <w:t>/</w:t>
+      </w:r>
+      <w:proofErr w:type="spellStart"/>
+      <w:r>
+        <w:t>cupsd.conf.original</w:t>
+      </w:r>
+      <w:proofErr w:type="spellEnd"/>
+      <w:r>
+        <w:t xml:space="preserve"> parancs lefuttatásával az aktuális működő beállításokról készül egy másolat. Ez azért fontos, mert a CUPS működését teljes egészében a </w:t>
+      </w:r>
+      <w:proofErr w:type="spellStart"/>
+      <w:r>
+        <w:t>cupsd.conf</w:t>
+      </w:r>
+      <w:proofErr w:type="spellEnd"/>
+      <w:r>
+        <w:t xml:space="preserve"> fájl szabályozza. Ha a szerkesztés során hiba kerül a konfigurációba, a szolgáltatás nem fog elindulni. A mentés lehetővé teszi, hogy probléma esetén gyorsan visszaállítsuk az eredeti, stabil állapotot. Ez alapvető rendszergazdai gyakorlat minden konfigurációs módosítás előtt.</w:t>
       </w:r>
     </w:p>
     <w:p>
@@ -2419,17 +2778,113 @@
     <w:p>
       <w:r>
         <w:lastRenderedPageBreak/>
-        <w:t>A második képen a /etc/cups/cupsd.conf fájl szerkesztése látható a nano szövegszerkesztőben. A fájl elején található a ServerAdmin beállítás, amely az adminisztrátor e-mail címét adja meg. Ez információs célokat szolgál, például hibaüzeneteknél jelenhet meg. A fájlban szereplő Listen sorok határozzák meg, hogy a CUPS mely hálózati interfészeken figyel a 631-es porton.</w:t>
-      </w:r>
-    </w:p>
-    <w:p>
-      <w:r>
-        <w:t>A Listen 127.0.0.1:631 sor azt jelenti, hogy a szolgáltatás csak a helyi gépről (localhost) érhető el. Ilyen beállítás mellett a CUPS nem működik hálózati nyomtatószerverként, mert más gépek nem tudnak csatlakozni hozzá. A Listen /var/run/cups/cups.sock beállítás egy helyi UNIX socketet definiál, amelyen keresztül a rendszer belső folyamatai kommunikálnak a CUPS szolgáltatással. Ez szükséges a helyi nyomtatási parancsok működéséhez, ezért ezt a sort meg kell tartani.</w:t>
-      </w:r>
-    </w:p>
-    <w:p>
-      <w:r>
-        <w:t>A Listen 192.168.20.7:631 sor teszi lehetővé, hogy a CUPS a helyi hálózaton keresztül is elérhető legyen. Ez a beállítás kulcsfontosságú, ha a szervert hálózati nyomtatószerverként szeretnénk használni. Enélkül a Windows vagy más kliensgépek nem tudják elérni a webes admin felületet és nem tudnak IPP protokollon keresztül nyomtatni.</w:t>
+        <w:t>A második képen a /</w:t>
+      </w:r>
+      <w:proofErr w:type="spellStart"/>
+      <w:r>
+        <w:t>etc</w:t>
+      </w:r>
+      <w:proofErr w:type="spellEnd"/>
+      <w:r>
+        <w:t>/</w:t>
+      </w:r>
+      <w:proofErr w:type="spellStart"/>
+      <w:r>
+        <w:t>cups</w:t>
+      </w:r>
+      <w:proofErr w:type="spellEnd"/>
+      <w:r>
+        <w:t>/</w:t>
+      </w:r>
+      <w:proofErr w:type="spellStart"/>
+      <w:r>
+        <w:t>cupsd.conf</w:t>
+      </w:r>
+      <w:proofErr w:type="spellEnd"/>
+      <w:r>
+        <w:t xml:space="preserve"> fájl szerkesztése látható a </w:t>
+      </w:r>
+      <w:proofErr w:type="spellStart"/>
+      <w:r>
+        <w:t>nano</w:t>
+      </w:r>
+      <w:proofErr w:type="spellEnd"/>
+      <w:r>
+        <w:t xml:space="preserve"> szövegszerkesztőben. A fájl elején található a </w:t>
+      </w:r>
+      <w:proofErr w:type="spellStart"/>
+      <w:r>
+        <w:t>ServerAdmin</w:t>
+      </w:r>
+      <w:proofErr w:type="spellEnd"/>
+      <w:r>
+        <w:t xml:space="preserve"> beállítás, amely az adminisztrátor e-mail címét adja meg. Ez információs célokat szolgál, például hibaüzeneteknél jelenhet meg. A fájlban szereplő Listen sorok határozzák meg, hogy a CUPS mely hálózati interfészeken figyel a 631-es </w:t>
+      </w:r>
+      <w:proofErr w:type="spellStart"/>
+      <w:r>
+        <w:t>porton</w:t>
+      </w:r>
+      <w:proofErr w:type="spellEnd"/>
+      <w:r>
+        <w:t>.</w:t>
+      </w:r>
+    </w:p>
+    <w:p>
+      <w:r>
+        <w:t>A Listen 127.0.0.1:631 sor azt jelenti, hogy a szolgáltatás csak a helyi gépről (</w:t>
+      </w:r>
+      <w:proofErr w:type="spellStart"/>
+      <w:r>
+        <w:t>localhost</w:t>
+      </w:r>
+      <w:proofErr w:type="spellEnd"/>
+      <w:r>
+        <w:t>) érhető el. Ilyen beállítás mellett a CUPS nem működik hálózati nyomtatószerverként, mert más gépek nem tudnak csatlakozni hozzá. A Listen /var/</w:t>
+      </w:r>
+      <w:proofErr w:type="spellStart"/>
+      <w:r>
+        <w:t>run</w:t>
+      </w:r>
+      <w:proofErr w:type="spellEnd"/>
+      <w:r>
+        <w:t>/</w:t>
+      </w:r>
+      <w:proofErr w:type="spellStart"/>
+      <w:r>
+        <w:t>cups</w:t>
+      </w:r>
+      <w:proofErr w:type="spellEnd"/>
+      <w:r>
+        <w:t>/</w:t>
+      </w:r>
+      <w:proofErr w:type="spellStart"/>
+      <w:r>
+        <w:t>cups.sock</w:t>
+      </w:r>
+      <w:proofErr w:type="spellEnd"/>
+      <w:r>
+        <w:t xml:space="preserve"> beállítás egy helyi UNIX </w:t>
+      </w:r>
+      <w:proofErr w:type="spellStart"/>
+      <w:r>
+        <w:t>socketet</w:t>
+      </w:r>
+      <w:proofErr w:type="spellEnd"/>
+      <w:r>
+        <w:t xml:space="preserve"> definiál, amelyen keresztül a rendszer belső folyamatai kommunikálnak a CUPS szolgáltatással. Ez szükséges a helyi nyomtatási parancsok működéséhez, ezért ezt a sort meg kell tartani.</w:t>
+      </w:r>
+    </w:p>
+    <w:p>
+      <w:r>
+        <w:t xml:space="preserve">A Listen 192.168.20.7:631 sor teszi lehetővé, hogy a CUPS a helyi hálózaton keresztül is elérhető legyen. Ez a beállítás kulcsfontosságú, ha a szervert hálózati nyomtatószerverként szeretnénk használni. Enélkül a Windows vagy más kliensgépek nem tudják elérni a webes </w:t>
+      </w:r>
+      <w:proofErr w:type="spellStart"/>
+      <w:r>
+        <w:t>admin</w:t>
+      </w:r>
+      <w:proofErr w:type="spellEnd"/>
+      <w:r>
+        <w:t xml:space="preserve"> felületet és nem tudnak IPP protokollon keresztül nyomtatni.</w:t>
       </w:r>
     </w:p>
     <w:p>
@@ -2484,7 +2939,15 @@
         <w:t xml:space="preserve">Az utolsó képen pedig már a </w:t>
       </w:r>
       <w:r>
-        <w:t>webes felület látható, amely a CUPS szolgáltatás alapértelmezett kezdőoldala. Ez a felület a 631-es porton érhető el, és azt jelzi, hogy a CUPS szerver megfelelően fut és hálózaton keresztül elérhető.</w:t>
+        <w:t xml:space="preserve">webes felület látható, amely a CUPS szolgáltatás alapértelmezett kezdőoldala. Ez a felület a 631-es </w:t>
+      </w:r>
+      <w:proofErr w:type="spellStart"/>
+      <w:r>
+        <w:t>porton</w:t>
+      </w:r>
+      <w:proofErr w:type="spellEnd"/>
+      <w:r>
+        <w:t xml:space="preserve"> érhető el, és azt jelzi, hogy a CUPS szerver megfelelően fut és hálózaton keresztül elérhető.</w:t>
       </w:r>
     </w:p>
     <w:p>
@@ -2576,13 +3039,26 @@
       <w:pPr>
         <w:pStyle w:val="Cmsor1"/>
       </w:pPr>
-      <w:r>
-        <w:t>Mikrotik:</w:t>
-      </w:r>
-    </w:p>
-    <w:p>
-      <w:r>
-        <w:t>Az internet elérés érdekében fontos volt egy Mikrotik routert is felkonfigurálni.</w:t>
+      <w:proofErr w:type="spellStart"/>
+      <w:r>
+        <w:t>Mikrotik</w:t>
+      </w:r>
+      <w:proofErr w:type="spellEnd"/>
+      <w:r>
+        <w:t>:</w:t>
+      </w:r>
+    </w:p>
+    <w:p>
+      <w:r>
+        <w:t xml:space="preserve">Az internet elérés érdekében fontos volt egy </w:t>
+      </w:r>
+      <w:proofErr w:type="spellStart"/>
+      <w:r>
+        <w:t>Mikrotik</w:t>
+      </w:r>
+      <w:proofErr w:type="spellEnd"/>
+      <w:r>
+        <w:t xml:space="preserve"> routert is felkonfigurálni.</w:t>
       </w:r>
     </w:p>
     <w:p>
@@ -2837,8 +3313,13 @@
     <w:pPr>
       <w:pStyle w:val="lfej"/>
     </w:pPr>
+    <w:proofErr w:type="spellStart"/>
     <w:r>
-      <w:t>Segítech dokumentáció</w:t>
+      <w:t>Segítech</w:t>
+    </w:r>
+    <w:proofErr w:type="spellEnd"/>
+    <w:r>
+      <w:t xml:space="preserve"> dokumentáció</w:t>
     </w:r>
   </w:p>
 </w:hdr>
